--- a/src/content/poetry/28-psalom-90/ru.docx
+++ b/src/content/poetry/28-psalom-90/ru.docx
@@ -7,6 +7,23 @@
         <w:pStyle w:val="a3"/>
       </w:pPr>
       <w:r>
+        <w:rPr>
+          <w:bCs/>
+          <w:b/>
+        </w:rPr>
+        <w:t xml:space="preserve">Псалом 90</w:t>
+      </w:r>
+    </w:p>
+    <w:p>
+      <w:pPr>
+        <w:pStyle w:val="a3"/>
+      </w:pPr>
+    </w:p>
+    <w:p>
+      <w:pPr>
+        <w:pStyle w:val="a3"/>
+      </w:pPr>
+      <w:r>
         <w:t xml:space="preserve">Господь </w:t>
       </w:r>
       <w:r>
@@ -461,6 +478,22 @@
       </w:r>
       <w:r>
         <w:t xml:space="preserve">  </w:t>
+      </w:r>
+    </w:p>
+    <w:p>
+      <w:pPr>
+        <w:spacing w:before="200"/>
+        <w:rPr>
+          <w:i/>
+          <w:iCs/>
+        </w:rPr>
+      </w:pPr>
+      <w:r>
+        <w:rPr>
+          <w:i/>
+          <w:iCs/>
+        </w:rPr>
+        <w:t xml:space="preserve">25.11.2024, Сергей Панкратиус</w:t>
       </w:r>
     </w:p>
     <w:sectPr>
